--- a/Python_HackerRank_Practice_Questions.docx
+++ b/Python_HackerRank_Practice_Questions.docx
@@ -47,10 +47,7 @@
       </w:r>
       <w:r>
         <w:br/>
-        <w:t xml:space="preserve">5. Convert Celsius to </w:t>
-      </w:r>
-      <w:r>
-        <w:t>Fahrenheit.</w:t>
+        <w:t>5. Convert Celsius to Fahrenheit.</w:t>
       </w:r>
       <w:r>
         <w:br/>
@@ -84,6 +81,8 @@
         </w:rPr>
         <w:t>Medium:</w:t>
       </w:r>
+      <w:bookmarkStart w:id="0" w:name="_GoBack"/>
+      <w:bookmarkEnd w:id="0"/>
       <w:r>
         <w:rPr>
           <w:b/>
@@ -91,10 +90,7 @@
         <w:br/>
       </w:r>
       <w:r>
-        <w:t>11. Find the largest of three nu</w:t>
-      </w:r>
-      <w:r>
-        <w:t>mbers.</w:t>
+        <w:t>11. Find the largest of three numbers.</w:t>
       </w:r>
       <w:r>
         <w:br/>
@@ -106,9 +102,17 @@
       </w:r>
       <w:r>
         <w:br/>
+      </w:r>
+      <w:r>
+        <w:rPr>
+          <w:highlight w:val="yellow"/>
+        </w:rPr>
         <w:t>14. Calculate electricity bill based on slabs.</w:t>
       </w:r>
       <w:r>
+        <w:rPr>
+          <w:highlight w:val="yellow"/>
+        </w:rPr>
         <w:br/>
         <w:t>15. Create a calculator using if-else.</w:t>
       </w:r>
@@ -130,10 +134,7 @@
       </w:r>
       <w:r>
         <w:br/>
-        <w:t xml:space="preserve">2. Check if a number is divisible by </w:t>
-      </w:r>
-      <w:r>
-        <w:t>5 and 11.</w:t>
+        <w:t>2. Check if a number is divisible by 5 and 11.</w:t>
       </w:r>
       <w:r>
         <w:br/>
@@ -161,10 +162,7 @@
       </w:r>
       <w:r>
         <w:br/>
-        <w:t>9. Find maxim</w:t>
-      </w:r>
-      <w:r>
-        <w:t>um using ternary operator.</w:t>
+        <w:t>9. Find maximum using ternary operator.</w:t>
       </w:r>
       <w:r>
         <w:br/>
@@ -200,10 +198,7 @@
       </w:r>
       <w:r>
         <w:br/>
-        <w:t>5. Find t</w:t>
-      </w:r>
-      <w:r>
-        <w:t>he smallest of three numbers.</w:t>
+        <w:t>5. Find the smallest of three numbers.</w:t>
       </w:r>
       <w:r>
         <w:br/>
@@ -250,10 +245,7 @@
       </w:r>
       <w:r>
         <w:br/>
-        <w:t>3. Prin</w:t>
-      </w:r>
-      <w:r>
-        <w:t>t multiplication table.</w:t>
+        <w:t>3. Print multiplication table.</w:t>
       </w:r>
       <w:r>
         <w:br/>
@@ -381,10 +373,7 @@
       </w:r>
       <w:r>
         <w:br/>
-        <w:t>17. Text W</w:t>
-      </w:r>
-      <w:r>
-        <w:t>rap.</w:t>
+        <w:t>17. Text Wrap.</w:t>
       </w:r>
       <w:r>
         <w:br/>
@@ -441,10 +430,7 @@
       </w:r>
       <w:r>
         <w:br/>
-        <w:t>8. Re</w:t>
-      </w:r>
-      <w:r>
-        <w:t>verse a list.</w:t>
+        <w:t>8. Reverse a list.</w:t>
       </w:r>
       <w:r>
         <w:br/>
@@ -484,10 +470,7 @@
       </w:r>
       <w:r>
         <w:br/>
-        <w:t>18.</w:t>
-      </w:r>
-      <w:r>
-        <w:t xml:space="preserve"> Runner-Up Score.</w:t>
+        <w:t>18. Runner-Up Score.</w:t>
       </w:r>
       <w:r>
         <w:br/>
@@ -548,10 +531,7 @@
       </w:r>
       <w:r>
         <w:br/>
-        <w:t>9. Concatenate tu</w:t>
-      </w:r>
-      <w:r>
-        <w:t>ples.</w:t>
+        <w:t>9. Concatenate tuples.</w:t>
       </w:r>
       <w:r>
         <w:br/>
@@ -610,10 +590,7 @@
       </w:r>
       <w:r>
         <w:br/>
-        <w:t>8. Find key with maximu</w:t>
-      </w:r>
-      <w:r>
-        <w:t>m value.</w:t>
+        <w:t>8. Find key with maximum value.</w:t>
       </w:r>
       <w:r>
         <w:br/>
@@ -678,10 +655,7 @@
       </w:r>
       <w:r>
         <w:br/>
-        <w:t>7. Symmetr</w:t>
-      </w:r>
-      <w:r>
-        <w:t>ic difference.</w:t>
+        <w:t>7. Symmetric difference.</w:t>
       </w:r>
       <w:r>
         <w:br/>
@@ -729,10 +703,7 @@
       </w:r>
       <w:r>
         <w:br/>
-        <w:t>3. Function to check</w:t>
-      </w:r>
-      <w:r>
-        <w:t xml:space="preserve"> prime.</w:t>
+        <w:t>3. Function to check prime.</w:t>
       </w:r>
       <w:r>
         <w:br/>
@@ -785,10 +756,7 @@
       </w:r>
       <w:r>
         <w:br/>
-        <w:t>2. Create an Emp</w:t>
-      </w:r>
-      <w:r>
-        <w:t>loyee class.</w:t>
+        <w:t>2. Create an Employee class.</w:t>
       </w:r>
       <w:r>
         <w:br/>
@@ -827,8 +795,6 @@
       </w:r>
       <w:r>
         <w:br/>
-      </w:r>
-      <w:r>
         <w:t>11. Multiple inheritance.</w:t>
       </w:r>
       <w:r>
@@ -861,10 +827,7 @@
       </w:r>
       <w:r>
         <w:br/>
-        <w:t>19. Class 2 - Find the Tors</w:t>
-      </w:r>
-      <w:r>
-        <w:t>ional Angle.</w:t>
+        <w:t>19. Class 2 - Find the Torsional Angle.</w:t>
       </w:r>
       <w:r>
         <w:br/>
@@ -916,10 +879,7 @@
       </w:r>
       <w:r>
         <w:br/>
-        <w:t>9. Merge two f</w:t>
-      </w:r>
-      <w:r>
-        <w:t>iles.</w:t>
+        <w:t>9. Merge two files.</w:t>
       </w:r>
       <w:r>
         <w:br/>
@@ -954,8 +914,6 @@
         <w:br/>
         <w:t>3. Use finally block.</w:t>
       </w:r>
-      <w:bookmarkStart w:id="0" w:name="_GoBack"/>
-      <w:bookmarkEnd w:id="0"/>
       <w:r>
         <w:br/>
         <w:t>4. Raise custom exception.</w:t>
@@ -974,10 +932,7 @@
       </w:r>
       <w:r>
         <w:br/>
-        <w:t>8. Nested try-exce</w:t>
-      </w:r>
-      <w:r>
-        <w:t>pt.</w:t>
+        <w:t>8. Nested try-except.</w:t>
       </w:r>
       <w:r>
         <w:br/>
@@ -1033,10 +988,7 @@
       </w:r>
       <w:r>
         <w:br/>
-        <w:t>7.</w:t>
-      </w:r>
-      <w:r>
-        <w:t xml:space="preserve"> Product of Array Except Self.</w:t>
+        <w:t>7. Product of Array Except Self.</w:t>
       </w:r>
       <w:r>
         <w:br/>
@@ -12970,7 +12922,7 @@
 </file>
 
 <file path=customXml/itemProps1.xml><?xml version="1.0" encoding="utf-8"?>
-<ds:datastoreItem xmlns:ds="http://schemas.openxmlformats.org/officeDocument/2006/customXml" ds:itemID="{7C9E5B62-465F-4BF8-8AFF-C88A588D2705}">
+<ds:datastoreItem xmlns:ds="http://schemas.openxmlformats.org/officeDocument/2006/customXml" ds:itemID="{8DFBC99B-5C67-43D7-A657-3137D7734E57}">
   <ds:schemaRefs>
     <ds:schemaRef ds:uri="http://schemas.openxmlformats.org/officeDocument/2006/bibliography"/>
   </ds:schemaRefs>

--- a/Python_HackerRank_Practice_Questions.docx
+++ b/Python_HackerRank_Practice_Questions.docx
@@ -81,8 +81,6 @@
         </w:rPr>
         <w:t>Medium:</w:t>
       </w:r>
-      <w:bookmarkStart w:id="0" w:name="_GoBack"/>
-      <w:bookmarkEnd w:id="0"/>
       <w:r>
         <w:rPr>
           <w:b/>
@@ -104,17 +102,14 @@
         <w:br/>
       </w:r>
       <w:r>
-        <w:rPr>
-          <w:highlight w:val="yellow"/>
-        </w:rPr>
         <w:t>14. Calculate electricity bill based on slabs.</w:t>
       </w:r>
       <w:r>
-        <w:rPr>
-          <w:highlight w:val="yellow"/>
-        </w:rPr>
-        <w:br/>
-        <w:t>15. Create a calculator using if-else.</w:t>
+        <w:br/>
+        <w:t>15. Cr</w:t>
+      </w:r>
+      <w:r>
+        <w:t>eate a calculator using if-else.</w:t>
       </w:r>
       <w:r>
         <w:br/>
@@ -142,7 +137,15 @@
       </w:r>
       <w:r>
         <w:br/>
-        <w:t>4. Check if a character is uppercase.</w:t>
+        <w:t xml:space="preserve">4. </w:t>
+      </w:r>
+      <w:bookmarkStart w:id="0" w:name="_GoBack"/>
+      <w:r>
+        <w:t>Check if a character is uppercase</w:t>
+      </w:r>
+      <w:bookmarkEnd w:id="0"/>
+      <w:r>
+        <w:t>.</w:t>
       </w:r>
       <w:r>
         <w:br/>
@@ -12922,7 +12925,7 @@
 </file>
 
 <file path=customXml/itemProps1.xml><?xml version="1.0" encoding="utf-8"?>
-<ds:datastoreItem xmlns:ds="http://schemas.openxmlformats.org/officeDocument/2006/customXml" ds:itemID="{8DFBC99B-5C67-43D7-A657-3137D7734E57}">
+<ds:datastoreItem xmlns:ds="http://schemas.openxmlformats.org/officeDocument/2006/customXml" ds:itemID="{86A3445C-F61D-4596-9D44-BCECD3E35A07}">
   <ds:schemaRefs>
     <ds:schemaRef ds:uri="http://schemas.openxmlformats.org/officeDocument/2006/bibliography"/>
   </ds:schemaRefs>
